--- a/CONTESTED_v2.docx
+++ b/CONTESTED_v2.docx
@@ -61,7 +61,7 @@
           <w:color w:val="6B6A63"/>
           <w:sz w:val="17"/>
         </w:rPr>
-        <w:t>S&amp;P 500 Energy · 18 companies · FY2021–FY2025</w:t>
+        <w:t>S&amp;P 500 Energy · 18 companies · FY2021 to FY2025</w:t>
       </w:r>
     </w:p>
     <w:p>
@@ -540,7 +540,7 @@
                 <w:color w:val="101010"/>
                 <w:sz w:val="17"/>
               </w:rPr>
-              <w:t>§8 — a $1bn net-zero allocation derived from the framework, not bolted on</w:t>
+              <w:t>§8 a $1bn net-zero allocation derived from the framework, not bolted on</w:t>
             </w:r>
           </w:p>
         </w:tc>
@@ -567,7 +567,7 @@
           <w:color w:val="101010"/>
           <w:sz w:val="19"/>
         </w:rPr>
-        <w:t xml:space="preserve">   Version 2 — what changed, and what we got wrong</w:t>
+        <w:t xml:space="preserve">   Version 2 what changed, and what we got wrong</w:t>
       </w:r>
     </w:p>
     <w:p>
@@ -1351,7 +1351,7 @@
                 <w:color w:val="101010"/>
                 <w:sz w:val="15"/>
               </w:rPr>
-              <w:t>Accepted — the big one</w:t>
+              <w:t>Accepted, the big one</w:t>
             </w:r>
           </w:p>
         </w:tc>
@@ -1680,7 +1680,7 @@
                 <w:color w:val="101010"/>
                 <w:sz w:val="15"/>
               </w:rPr>
-              <w:t xml:space="preserve"> method uncertainty — a different object, and we now say so (§7.2).</w:t>
+              <w:t xml:space="preserve"> method uncertainty, a different object, and we now say so (§7.2).</w:t>
             </w:r>
           </w:p>
         </w:tc>
@@ -2654,7 +2654,7 @@
           <w:color w:val="101010"/>
           <w:sz w:val="19"/>
         </w:rPr>
-        <w:t xml:space="preserve"> are different questions and belong in separate grids. Splitting them removes the bimodality that inflated v1's headline — and the contestation survives the split.</w:t>
+        <w:t xml:space="preserve"> are different questions and belong in separate grids. Splitting them removes the bimodality that inflated v1's headline, and the contestation survives the split.</w:t>
       </w:r>
     </w:p>
     <w:p>
@@ -2856,7 +2856,7 @@
           <w:color w:val="101010"/>
           <w:sz w:val="19"/>
         </w:rPr>
-        <w:t xml:space="preserve">   The two questions give different answers — which is why they are scored separately</w:t>
+        <w:t xml:space="preserve">   The two questions give different answers, which is why they are scored separately</w:t>
       </w:r>
     </w:p>
     <w:p>
@@ -2912,7 +2912,7 @@
           <w:color w:val="6B6A63"/>
           <w:sz w:val="15"/>
         </w:rPr>
-        <w:t>Interquartile box per company under each question, sorted by Question A median. Blue = level, orange = change. EOG sits at 94 on level and 35 on change; MPC at 18 and 71. Pooling these into one distribution — as v1 did — manufactures a spread that is really two answers to two questions. Source: model/out/long.csv.</w:t>
+        <w:t>Interquartile box per company under each question, sorted by Question A median. Blue = level, orange = change. EOG sits at 94 on level and 35 on change; MPC at 18 and 71. Pooling these into one distribution, as v1 did, manufactures a spread that is really two answers to two questions. Source: model/out/long.csv.</w:t>
       </w:r>
     </w:p>
     <w:p>
@@ -3120,7 +3120,7 @@
                 <w:color w:val="101010"/>
                 <w:sz w:val="16"/>
               </w:rPr>
-              <w:t>0.92–0.99</w:t>
+              <w:t>0.92 to 0.99</w:t>
             </w:r>
           </w:p>
         </w:tc>
@@ -3197,7 +3197,7 @@
                 <w:color w:val="101010"/>
                 <w:sz w:val="16"/>
               </w:rPr>
-              <w:t>0.54–0.61</w:t>
+              <w:t>0.54 to 0.61</w:t>
             </w:r>
           </w:p>
         </w:tc>
@@ -3334,7 +3334,7 @@
           <w:color w:val="101010"/>
           <w:sz w:val="19"/>
         </w:rPr>
-        <w:t xml:space="preserve">Their divergence decomposition — </w:t>
+        <w:t xml:space="preserve">Their divergence decomposition, </w:t>
       </w:r>
       <w:r>
         <w:rPr>
@@ -3354,7 +3354,7 @@
           <w:color w:val="101010"/>
           <w:sz w:val="19"/>
         </w:rPr>
-        <w:t xml:space="preserve"> — is the design constraint. Weights are the smallest cause. v1 used this to justify not varying weights at all; with the correct 6% the argument is weaker, not stronger, so v2 varies them and reports the effect.</w:t>
+        <w:t xml:space="preserve"> is the design constraint. Weights are the smallest cause. v1 used this to justify not varying weights at all; with the correct 6% the argument is weaker, not stronger, so v2 varies them and reports the effect.</w:t>
       </w:r>
     </w:p>
     <w:p>
@@ -3500,7 +3500,7 @@
           <w:color w:val="101010"/>
           <w:sz w:val="19"/>
         </w:rPr>
-        <w:t>, not a claim — §5.5 reports what happens across the range.</w:t>
+        <w:t>, not a claim, §5.5 reports what happens across the range.</w:t>
       </w:r>
     </w:p>
     <w:p>
@@ -3526,7 +3526,7 @@
           <w:color w:val="101010"/>
           <w:sz w:val="19"/>
         </w:rPr>
-        <w:t xml:space="preserve"> MSCI and Bloomberg both measure single materiality — risk </w:t>
+        <w:t xml:space="preserve"> MSCI and Bloomberg both measure single materiality, risk </w:t>
       </w:r>
       <w:r>
         <w:rPr>
@@ -3592,7 +3592,7 @@
           <w:color w:val="101010"/>
           <w:sz w:val="19"/>
         </w:rPr>
-        <w:t xml:space="preserve"> Peer-relative harm means the cleanest member of a dirty industry scores 100. We therefore pair every rank with an absolute intensity (Exhibit 7) — an omission in v1 that the referee correctly flagged.</w:t>
+        <w:t xml:space="preserve"> Peer-relative harm means the cleanest member of a dirty industry scores 100. We therefore pair every rank with an absolute intensity (Exhibit 7), an omission in v1 that the referee correctly flagged.</w:t>
       </w:r>
     </w:p>
     <w:p>
@@ -3745,7 +3745,7 @@
                 <w:color w:val="101010"/>
                 <w:sz w:val="16"/>
               </w:rPr>
-              <w:t>Bloomberg materiality maps, 18 companies, FY2021–25</w:t>
+              <w:t>Bloomberg materiality maps, 18 companies, FY2021 to 25</w:t>
             </w:r>
           </w:p>
         </w:tc>
@@ -3795,7 +3795,7 @@
                 <w:color w:val="101010"/>
                 <w:sz w:val="16"/>
               </w:rPr>
-              <w:t>Yes — withheld</w:t>
+              <w:t>Yes, withheld</w:t>
             </w:r>
           </w:p>
         </w:tc>
@@ -3872,7 +3872,7 @@
                 <w:color w:val="101010"/>
                 <w:sz w:val="16"/>
               </w:rPr>
-              <w:t>No — SEC XBRL, agency publications</w:t>
+              <w:t>No, SEC XBRL, agency publications</w:t>
             </w:r>
           </w:p>
         </w:tc>
@@ -3949,7 +3949,7 @@
                 <w:color w:val="101010"/>
                 <w:sz w:val="16"/>
               </w:rPr>
-              <w:t>No — free, government</w:t>
+              <w:t>No, free, government</w:t>
             </w:r>
           </w:p>
         </w:tc>
@@ -3968,7 +3968,7 @@
           <w:color w:val="6B6A63"/>
           <w:sz w:val="15"/>
         </w:rPr>
-        <w:t>Agency-adjusted leverage is computed by us from published agency criteria and SEC filings; the ratings themselves are public. Bloomberg Terminal cell values are not redistributed — see WITHHELD.md.</w:t>
+        <w:t>Agency-adjusted leverage is computed by us from published agency criteria and SEC filings; the ratings themselves are public. Bloomberg Terminal cell values are not redistributed, see WITHHELD.md.</w:t>
       </w:r>
     </w:p>
     <w:p>
@@ -4661,7 +4661,7 @@
           <w:color w:val="101010"/>
           <w:sz w:val="19"/>
         </w:rPr>
-        <w:t xml:space="preserve"> from all 139 fields — Bloomberg's ES map for these peer groups does not carry it, and its absence is the single largest gap in this framework for an oil and gas universe. </w:t>
+        <w:t xml:space="preserve"> from all 139 fields, Bloomberg's ES map for these peer groups does not carry it, and its absence is the single largest gap in this framework for an oil and gas universe. </w:t>
       </w:r>
       <w:r>
         <w:rPr>
@@ -6281,7 +6281,7 @@
                 <w:color w:val="101010"/>
                 <w:sz w:val="16"/>
               </w:rPr>
-              <w:t>—</w:t>
+              <w:t xml:space="preserve"> </w:t>
             </w:r>
           </w:p>
         </w:tc>
@@ -6331,7 +6331,7 @@
                 <w:color w:val="101010"/>
                 <w:sz w:val="16"/>
               </w:rPr>
-              <w:t>—</w:t>
+              <w:t xml:space="preserve"> </w:t>
             </w:r>
           </w:p>
         </w:tc>
@@ -7407,7 +7407,7 @@
           <w:color w:val="101010"/>
           <w:sz w:val="19"/>
         </w:rPr>
-        <w:t xml:space="preserve"> — EBITDA is cyclical, and a single FY2025 figure scales FY2021–24 numerator data. Appendix F reports a sensitivity: substituting equity as the denominator moves the median company 1.0 place.</w:t>
+        <w:t xml:space="preserve"> EBITDA is cyclical, and a single FY2025 figure scales FY2021 to 24 numerator data. Appendix F reports a sensitivity: substituting equity as the denominator moves the median company 1.0 place.</w:t>
       </w:r>
     </w:p>
     <w:p>
@@ -7456,7 +7456,7 @@
           <w:color w:val="101010"/>
           <w:sz w:val="19"/>
         </w:rPr>
-        <w:t>Thirteen decision points. The corrected map — v1's summary contradicted its own exhibit in three places, which the referee caught.</w:t>
+        <w:t>Thirteen decision points. The corrected map, v1's summary contradicted its own exhibit in three places, which the referee caught.</w:t>
       </w:r>
     </w:p>
     <w:p>
@@ -7819,7 +7819,7 @@
                 <w:color w:val="101010"/>
                 <w:sz w:val="15"/>
               </w:rPr>
-              <w:t xml:space="preserve"> — we differ from both, §2</w:t>
+              <w:t xml:space="preserve"> we differ from both, §2</w:t>
             </w:r>
           </w:p>
         </w:tc>
@@ -9055,7 +9055,7 @@
                 <w:color w:val="101010"/>
                 <w:sz w:val="15"/>
               </w:rPr>
-              <w:t>varied — and we now say so</w:t>
+              <w:t>varied, and we now say so</w:t>
             </w:r>
           </w:p>
         </w:tc>
@@ -9207,7 +9207,7 @@
                 <w:color w:val="101010"/>
                 <w:sz w:val="15"/>
               </w:rPr>
-              <w:t>fixed — we do not discretise</w:t>
+              <w:t>fixed, we do not discretise</w:t>
             </w:r>
           </w:p>
         </w:tc>
@@ -9369,7 +9369,7 @@
                 <w:color w:val="101010"/>
                 <w:sz w:val="15"/>
               </w:rPr>
-              <w:t xml:space="preserve"> at none — cannot enumerate a committee</w:t>
+              <w:t xml:space="preserve"> at none, cannot enumerate a committee</w:t>
             </w:r>
           </w:p>
         </w:tc>
@@ -9531,7 +9531,7 @@
                 <w:color w:val="101010"/>
                 <w:sz w:val="15"/>
               </w:rPr>
-              <w:t xml:space="preserve"> at absent — declared scope boundary</w:t>
+              <w:t xml:space="preserve"> at absent, declared scope boundary</w:t>
             </w:r>
           </w:p>
         </w:tc>
@@ -9717,7 +9717,7 @@
           <w:color w:val="C04A12"/>
           <w:sz w:val="21"/>
         </w:rPr>
-        <w:t>4.2 Two questions, two grids — the central revision</w:t>
+        <w:t>4.2 Two questions, two grids, the central revision</w:t>
       </w:r>
     </w:p>
     <w:p>
@@ -9829,7 +9829,7 @@
                 <w:color w:val="3D3C38"/>
                 <w:sz w:val="15"/>
               </w:rPr>
-              <w:t xml:space="preserve">Question A — </w:t>
+              <w:t xml:space="preserve">Question A, </w:t>
             </w:r>
             <w:r>
               <w:rPr>
@@ -9866,7 +9866,7 @@
                 <w:color w:val="3D3C38"/>
                 <w:sz w:val="15"/>
               </w:rPr>
-              <w:t xml:space="preserve">Question B — </w:t>
+              <w:t xml:space="preserve">Question B, </w:t>
             </w:r>
             <w:r>
               <w:rPr>
@@ -10224,7 +10224,7 @@
                 <w:color w:val="101010"/>
                 <w:sz w:val="16"/>
               </w:rPr>
-              <w:t>E, S, G — financial has one year, so no trajectory</w:t>
+              <w:t>E, S, G, financial has one year, so no trajectory</w:t>
             </w:r>
           </w:p>
         </w:tc>
@@ -10361,7 +10361,7 @@
           <w:color w:val="101010"/>
           <w:sz w:val="19"/>
         </w:rPr>
-        <w:t xml:space="preserve"> The referee notes that in a three-member group a field two members report still scores 0 or 100. Correct — the floor mitigates but does not eliminate this. §6.5 reports what it costs. </w:t>
+        <w:t xml:space="preserve"> The referee notes that in a three-member group a field two members report still scores 0 or 100. Correct, the floor mitigates but does not eliminate this. §6.5 reports what it costs. </w:t>
       </w:r>
       <w:r>
         <w:rPr>
@@ -10381,7 +10381,7 @@
           <w:color w:val="101010"/>
           <w:sz w:val="19"/>
         </w:rPr>
-        <w:t xml:space="preserve"> the elasticity normaliser needs eight points; the largest BECS group has seven, so in the peer-group branch it falls back to log min–max. v1 did not disclose that this fallback fires for every company in that branch. It does.</w:t>
+        <w:t xml:space="preserve"> the elasticity normaliser needs eight points; the largest BECS group has seven, so in the peer-group branch it falls back to log min-max. v1 did not disclose that this fallback fires for every company in that branch. It does.</w:t>
       </w:r>
     </w:p>
     <w:p>
@@ -10563,7 +10563,7 @@
                 <w:color w:val="101010"/>
                 <w:sz w:val="16"/>
               </w:rPr>
-              <w:t>v1 headline — both questions pooled</w:t>
+              <w:t>v1 headline, both questions pooled</w:t>
             </w:r>
           </w:p>
         </w:tc>
@@ -10973,7 +10973,7 @@
                 <w:color w:val="101010"/>
                 <w:sz w:val="16"/>
               </w:rPr>
-              <w:t>—</w:t>
+              <w:t xml:space="preserve"> </w:t>
             </w:r>
           </w:p>
         </w:tc>
@@ -10998,7 +10998,7 @@
                 <w:color w:val="101010"/>
                 <w:sz w:val="16"/>
               </w:rPr>
-              <w:t>8.5–9.0</w:t>
+              <w:t>8.5 to 9.0</w:t>
             </w:r>
           </w:p>
         </w:tc>
@@ -11017,7 +11017,7 @@
           <w:color w:val="6B6A63"/>
           <w:sz w:val="15"/>
         </w:rPr>
-        <w:t>The referee's random-rank control is the right test and we adopt it: a randomly ranked company would show 8.5–9.0 places. v1's 7.0 was barely below random, which is why pooling was indefensible. Question A at 3.0 is well inside it.</w:t>
+        <w:t>The referee's random-rank control is the right test and we adopt it: a randomly ranked company would show 8.5 to 9.0 places. v1's 7.0 was barely below random, which is why pooling was indefensible. Question A at 3.0 is well inside it.</w:t>
       </w:r>
     </w:p>
     <w:tbl>
@@ -11061,7 +11061,7 @@
                 <w:color w:val="101010"/>
                 <w:sz w:val="20"/>
               </w:rPr>
-              <w:t xml:space="preserve"> One-third of v1's spread was two questions pooled. What remains is a third of the ranking still being a methodological choice — smaller than we claimed, and still larger than any published score admits.</w:t>
+              <w:t xml:space="preserve"> One-third of v1's spread was two questions pooled. What remains is a third of the ranking still being a methodological choice, smaller than we claimed, and still larger than any published score admits.</w:t>
             </w:r>
           </w:p>
         </w:tc>
@@ -11093,7 +11093,7 @@
           <w:color w:val="101010"/>
           <w:sz w:val="19"/>
         </w:rPr>
-        <w:t xml:space="preserve">   Specification curve and absolute intensity — Question A, sector peers</w:t>
+        <w:t xml:space="preserve">   Specification curve and absolute intensity, Question A, sector peers</w:t>
       </w:r>
     </w:p>
     <w:p>
@@ -11188,7 +11188,7 @@
           <w:color w:val="101010"/>
           <w:sz w:val="19"/>
         </w:rPr>
-        <w:t xml:space="preserve">   Settled pairwise comparisons — threshold stated, as the referee demands</w:t>
+        <w:t xml:space="preserve">   Settled pairwise comparisons, threshold stated, as the referee demands</w:t>
       </w:r>
     </w:p>
     <w:tbl>
@@ -11746,7 +11746,7 @@
           <w:color w:val="101010"/>
           <w:sz w:val="19"/>
         </w:rPr>
-        <w:t xml:space="preserve"> A 95% threshold is decided by the rarest 5% of cells — the same extremes §6.3 calls uninformative. And at the strict bar the environmental pillar has two fields and Social none, so </w:t>
+        <w:t xml:space="preserve"> A 95% threshold is decided by the rarest 5% of cells, the same extremes §6.3 calls uninformative. And at the strict bar the environmental pillar has two fields and Social none, so </w:t>
       </w:r>
       <w:r>
         <w:rPr>
@@ -11998,7 +11998,7 @@
           <w:color w:val="101010"/>
           <w:sz w:val="19"/>
         </w:rPr>
-        <w:t xml:space="preserve"> the silence creates rather than guessing the number. Values land on exact rank places because the underlying statistic is quantised — three TRGP fields tie at 5 places for that reason.</w:t>
+        <w:t xml:space="preserve"> the silence creates rather than guessing the number. Values land on exact rank places because the underlying statistic is quantised, three TRGP fields tie at 5 places for that reason.</w:t>
       </w:r>
     </w:p>
     <w:p>
@@ -12099,7 +12099,7 @@
           <w:color w:val="C04A12"/>
           <w:sz w:val="21"/>
         </w:rPr>
-        <w:t>5.5 Weights — the result v1 refused to compute</w:t>
+        <w:t>5.5 Weights, the result v1 refused to compute</w:t>
       </w:r>
     </w:p>
     <w:p>
@@ -13552,7 +13552,7 @@
           <w:color w:val="6B6A63"/>
           <w:sz w:val="15"/>
         </w:rPr>
-        <w:t>Weights move the median company 3.0 places and the most weight-sensitive 6.0 — comparable to the 3.0 places of method contestation within Question A. Weights are not negligible. v1's claim that they were is withdrawn.</w:t>
+        <w:t>Weights move the median company 3.0 places and the most weight-sensitive 6.0 comparable to the 3.0 places of method contestation within Question A. Weights are not negligible. v1's claim that they were is withdrawn.</w:t>
       </w:r>
     </w:p>
     <w:p>
@@ -13575,24 +13575,14 @@
           <w:color w:val="101010"/>
           <w:sz w:val="28"/>
         </w:rPr>
-        <w:t>6. Risks to this analysis</w:t>
+        <w:t>6. Risks to this analysis, and what we did about them</w:t>
       </w:r>
     </w:p>
     <w:p>
       <w:pPr>
-        <w:spacing w:before="0" w:after="80"/>
+        <w:spacing w:before="0" w:after="120"/>
         <w:jc w:val="both"/>
       </w:pPr>
-      <w:r>
-        <w:rPr>
-          <w:rFonts w:ascii="Calibri" w:hAnsi="Calibri"/>
-          <w:b/>
-          <w:i w:val="0"/>
-          <w:color w:val="101010"/>
-          <w:sz w:val="19"/>
-        </w:rPr>
-        <w:t>6.1 The grid is enumerated, not sampled.</w:t>
-      </w:r>
       <w:r>
         <w:rPr>
           <w:rFonts w:ascii="Calibri" w:hAnsi="Calibri"/>
@@ -13601,276 +13591,1302 @@
           <w:color w:val="101010"/>
           <w:sz w:val="19"/>
         </w:rPr>
-        <w:t xml:space="preserve"> 17,496 cells collapse to </w:t>
+        <w:t>v1 listed nine risks. A referee correctly observed that listing is not addressing. Four are now closed by computation, three are quantified and bounded, and two remain open. We say which is which.</w:t>
+      </w:r>
+    </w:p>
+    <w:p>
+      <w:pPr>
+        <w:spacing w:before="220" w:after="40"/>
+        <w:keepNext/>
+      </w:pPr>
+      <w:r>
+        <w:rPr>
+          <w:rFonts w:ascii="Calibri" w:hAnsi="Calibri"/>
+          <w:b/>
+          <w:color w:val="C04A12"/>
+          <w:sz w:val="16"/>
+        </w:rPr>
+        <w:t>Exhibit 13</w:t>
       </w:r>
       <w:r>
         <w:rPr>
           <w:rFonts w:ascii="Calibri" w:hAnsi="Calibri"/>
           <w:b/>
-          <w:i w:val="0"/>
           <w:color w:val="101010"/>
           <w:sz w:val="19"/>
         </w:rPr>
-        <w:t>606 distinct grade paths</w:t>
-      </w:r>
-      <w:r>
-        <w:rPr>
-          <w:rFonts w:ascii="Calibri" w:hAnsi="Calibri"/>
-          <w:b w:val="0"/>
-          <w:i w:val="0"/>
-          <w:color w:val="101010"/>
-          <w:sz w:val="19"/>
-        </w:rPr>
-        <w:t>; 42 are exact duplicates. The spread is a range over conventions we chose, never a confidence interval.</w:t>
+        <w:t xml:space="preserve">   Risk register, with the test we ran</w:t>
       </w:r>
     </w:p>
+    <w:tbl>
+      <w:tblPr>
+        <w:tblW w:type="auto" w:w="0"/>
+        <w:jc w:val="center"/>
+        <w:tblLayout w:type="fixed"/>
+        <w:tblLook w:firstColumn="1" w:firstRow="1" w:lastColumn="0" w:lastRow="0" w:noHBand="0" w:noVBand="1" w:val="04A0"/>
+      </w:tblPr>
+      <w:tblGrid>
+        <w:gridCol w:w="2459"/>
+        <w:gridCol w:w="2459"/>
+        <w:gridCol w:w="2459"/>
+        <w:gridCol w:w="2459"/>
+      </w:tblGrid>
+      <w:tr>
+        <w:tc>
+          <w:tcPr>
+            <w:tcW w:type="dxa" w:w="403"/>
+            <w:shd w:val="clear" w:fill="F6F5F2"/>
+            <w:tcBorders>
+              <w:top w:val="single" w:sz="10" w:color="101010"/>
+              <w:bottom w:val="single" w:sz="5" w:color="6B6A63"/>
+            </w:tcBorders>
+          </w:tcPr>
+          <w:p>
+            <w:pPr>
+              <w:spacing w:before="32" w:after="32"/>
+              <w:jc w:val="center"/>
+            </w:pPr>
+            <w:r/>
+            <w:r>
+              <w:rPr>
+                <w:rFonts w:ascii="Calibri" w:hAnsi="Calibri"/>
+                <w:b/>
+                <w:i w:val="0"/>
+                <w:color w:val="3D3C38"/>
+                <w:sz w:val="14"/>
+              </w:rPr>
+              <w:t>#</w:t>
+            </w:r>
+          </w:p>
+        </w:tc>
+        <w:tc>
+          <w:tcPr>
+            <w:tcW w:type="dxa" w:w="2880"/>
+            <w:shd w:val="clear" w:fill="F6F5F2"/>
+            <w:tcBorders>
+              <w:top w:val="single" w:sz="10" w:color="101010"/>
+              <w:bottom w:val="single" w:sz="5" w:color="6B6A63"/>
+            </w:tcBorders>
+          </w:tcPr>
+          <w:p>
+            <w:pPr>
+              <w:spacing w:before="32" w:after="32"/>
+              <w:jc w:val="left"/>
+            </w:pPr>
+            <w:r/>
+            <w:r>
+              <w:rPr>
+                <w:rFonts w:ascii="Calibri" w:hAnsi="Calibri"/>
+                <w:b/>
+                <w:i w:val="0"/>
+                <w:color w:val="3D3C38"/>
+                <w:sz w:val="14"/>
+              </w:rPr>
+              <w:t>Risk</w:t>
+            </w:r>
+          </w:p>
+        </w:tc>
+        <w:tc>
+          <w:tcPr>
+            <w:tcW w:type="dxa" w:w="1037"/>
+            <w:shd w:val="clear" w:fill="F6F5F2"/>
+            <w:tcBorders>
+              <w:top w:val="single" w:sz="10" w:color="101010"/>
+              <w:bottom w:val="single" w:sz="5" w:color="6B6A63"/>
+            </w:tcBorders>
+          </w:tcPr>
+          <w:p>
+            <w:pPr>
+              <w:spacing w:before="32" w:after="32"/>
+              <w:jc w:val="center"/>
+            </w:pPr>
+            <w:r/>
+            <w:r>
+              <w:rPr>
+                <w:rFonts w:ascii="Calibri" w:hAnsi="Calibri"/>
+                <w:b/>
+                <w:i w:val="0"/>
+                <w:color w:val="3D3C38"/>
+                <w:sz w:val="14"/>
+              </w:rPr>
+              <w:t>Status</w:t>
+            </w:r>
+          </w:p>
+        </w:tc>
+        <w:tc>
+          <w:tcPr>
+            <w:tcW w:type="dxa" w:w="5544"/>
+            <w:shd w:val="clear" w:fill="F6F5F2"/>
+            <w:tcBorders>
+              <w:top w:val="single" w:sz="10" w:color="101010"/>
+              <w:bottom w:val="single" w:sz="5" w:color="6B6A63"/>
+            </w:tcBorders>
+          </w:tcPr>
+          <w:p>
+            <w:pPr>
+              <w:spacing w:before="32" w:after="32"/>
+              <w:jc w:val="left"/>
+            </w:pPr>
+            <w:r/>
+            <w:r>
+              <w:rPr>
+                <w:rFonts w:ascii="Calibri" w:hAnsi="Calibri"/>
+                <w:b/>
+                <w:i w:val="0"/>
+                <w:color w:val="3D3C38"/>
+                <w:sz w:val="14"/>
+              </w:rPr>
+              <w:t>Test and result</w:t>
+            </w:r>
+          </w:p>
+        </w:tc>
+      </w:tr>
+      <w:tr>
+        <w:tc>
+          <w:tcPr>
+            <w:tcW w:type="dxa" w:w="403"/>
+            <w:tcBorders>
+              <w:bottom w:val="single" w:sz="3" w:color="DEDCD6"/>
+            </w:tcBorders>
+          </w:tcPr>
+          <w:p>
+            <w:pPr>
+              <w:spacing w:before="32" w:after="32"/>
+              <w:jc w:val="center"/>
+            </w:pPr>
+            <w:r/>
+            <w:r>
+              <w:rPr>
+                <w:rFonts w:ascii="Calibri" w:hAnsi="Calibri"/>
+                <w:b w:val="0"/>
+                <w:i w:val="0"/>
+                <w:color w:val="101010"/>
+                <w:sz w:val="15"/>
+              </w:rPr>
+              <w:t>1</w:t>
+            </w:r>
+          </w:p>
+        </w:tc>
+        <w:tc>
+          <w:tcPr>
+            <w:tcW w:type="dxa" w:w="2880"/>
+            <w:tcBorders>
+              <w:bottom w:val="single" w:sz="3" w:color="DEDCD6"/>
+            </w:tcBorders>
+          </w:tcPr>
+          <w:p>
+            <w:pPr>
+              <w:spacing w:before="32" w:after="32"/>
+              <w:jc w:val="left"/>
+            </w:pPr>
+            <w:r/>
+            <w:r>
+              <w:rPr>
+                <w:rFonts w:ascii="Calibri" w:hAnsi="Calibri"/>
+                <w:b w:val="0"/>
+                <w:i w:val="0"/>
+                <w:color w:val="101010"/>
+                <w:sz w:val="15"/>
+              </w:rPr>
+              <w:t>The denominator is EBITDA, single-year and cyclical. Revenue was available and we did not use it.</w:t>
+            </w:r>
+          </w:p>
+        </w:tc>
+        <w:tc>
+          <w:tcPr>
+            <w:tcW w:type="dxa" w:w="1037"/>
+            <w:tcBorders>
+              <w:bottom w:val="single" w:sz="3" w:color="DEDCD6"/>
+            </w:tcBorders>
+          </w:tcPr>
+          <w:p>
+            <w:pPr>
+              <w:spacing w:before="32" w:after="32"/>
+              <w:jc w:val="center"/>
+            </w:pPr>
+            <w:r/>
+            <w:r>
+              <w:rPr>
+                <w:rFonts w:ascii="Calibri" w:hAnsi="Calibri"/>
+                <w:b/>
+                <w:i w:val="0"/>
+                <w:color w:val="101010"/>
+                <w:sz w:val="15"/>
+              </w:rPr>
+              <w:t>CLOSED</w:t>
+            </w:r>
+          </w:p>
+        </w:tc>
+        <w:tc>
+          <w:tcPr>
+            <w:tcW w:type="dxa" w:w="5544"/>
+            <w:tcBorders>
+              <w:bottom w:val="single" w:sz="3" w:color="DEDCD6"/>
+            </w:tcBorders>
+          </w:tcPr>
+          <w:p>
+            <w:pPr>
+              <w:spacing w:before="32" w:after="32"/>
+              <w:jc w:val="left"/>
+            </w:pPr>
+            <w:r/>
+            <w:r>
+              <w:rPr>
+                <w:rFonts w:ascii="Calibri" w:hAnsi="Calibri"/>
+                <w:b w:val="0"/>
+                <w:i w:val="0"/>
+                <w:color w:val="101010"/>
+                <w:sz w:val="15"/>
+              </w:rPr>
+              <w:t xml:space="preserve">Reran the whole grid with CY2023 revenue from SEC XBRL frames, free and government, for 16 of 18. </w:t>
+            </w:r>
+            <w:r>
+              <w:rPr>
+                <w:rFonts w:ascii="Calibri" w:hAnsi="Calibri"/>
+                <w:b/>
+                <w:i w:val="0"/>
+                <w:color w:val="101010"/>
+                <w:sz w:val="15"/>
+              </w:rPr>
+              <w:t>Median rank shift: 0.0 places. Maximum: 1.0 (CTRA).</w:t>
+            </w:r>
+            <w:r>
+              <w:rPr>
+                <w:rFonts w:ascii="Calibri" w:hAnsi="Calibri"/>
+                <w:b w:val="0"/>
+                <w:i w:val="0"/>
+                <w:color w:val="101010"/>
+                <w:sz w:val="15"/>
+              </w:rPr>
+              <w:t xml:space="preserve"> The choice the referee called our weakest turns out not to matter.</w:t>
+            </w:r>
+          </w:p>
+        </w:tc>
+      </w:tr>
+      <w:tr>
+        <w:tc>
+          <w:tcPr>
+            <w:tcW w:type="dxa" w:w="403"/>
+            <w:tcBorders>
+              <w:bottom w:val="single" w:sz="3" w:color="DEDCD6"/>
+            </w:tcBorders>
+          </w:tcPr>
+          <w:p>
+            <w:pPr>
+              <w:spacing w:before="32" w:after="32"/>
+              <w:jc w:val="center"/>
+            </w:pPr>
+            <w:r/>
+            <w:r>
+              <w:rPr>
+                <w:rFonts w:ascii="Calibri" w:hAnsi="Calibri"/>
+                <w:b w:val="0"/>
+                <w:i w:val="0"/>
+                <w:color w:val="101010"/>
+                <w:sz w:val="15"/>
+              </w:rPr>
+              <w:t>2</w:t>
+            </w:r>
+          </w:p>
+        </w:tc>
+        <w:tc>
+          <w:tcPr>
+            <w:tcW w:type="dxa" w:w="2880"/>
+            <w:tcBorders>
+              <w:bottom w:val="single" w:sz="3" w:color="DEDCD6"/>
+            </w:tcBorders>
+          </w:tcPr>
+          <w:p>
+            <w:pPr>
+              <w:spacing w:before="32" w:after="32"/>
+              <w:jc w:val="left"/>
+            </w:pPr>
+            <w:r/>
+            <w:r>
+              <w:rPr>
+                <w:rFonts w:ascii="Calibri" w:hAnsi="Calibri"/>
+                <w:b w:val="0"/>
+                <w:i w:val="0"/>
+                <w:color w:val="101010"/>
+                <w:sz w:val="15"/>
+              </w:rPr>
+              <w:t>17,496 cells are not independent.</w:t>
+            </w:r>
+          </w:p>
+        </w:tc>
+        <w:tc>
+          <w:tcPr>
+            <w:tcW w:type="dxa" w:w="1037"/>
+            <w:tcBorders>
+              <w:bottom w:val="single" w:sz="3" w:color="DEDCD6"/>
+            </w:tcBorders>
+          </w:tcPr>
+          <w:p>
+            <w:pPr>
+              <w:spacing w:before="32" w:after="32"/>
+              <w:jc w:val="center"/>
+            </w:pPr>
+            <w:r/>
+            <w:r>
+              <w:rPr>
+                <w:rFonts w:ascii="Calibri" w:hAnsi="Calibri"/>
+                <w:b/>
+                <w:i w:val="0"/>
+                <w:color w:val="101010"/>
+                <w:sz w:val="15"/>
+              </w:rPr>
+              <w:t>CLOSED</w:t>
+            </w:r>
+          </w:p>
+        </w:tc>
+        <w:tc>
+          <w:tcPr>
+            <w:tcW w:type="dxa" w:w="5544"/>
+            <w:tcBorders>
+              <w:bottom w:val="single" w:sz="3" w:color="DEDCD6"/>
+            </w:tcBorders>
+          </w:tcPr>
+          <w:p>
+            <w:pPr>
+              <w:spacing w:before="32" w:after="32"/>
+              <w:jc w:val="left"/>
+            </w:pPr>
+            <w:r/>
+            <w:r>
+              <w:rPr>
+                <w:rFonts w:ascii="Calibri" w:hAnsi="Calibri"/>
+                <w:b w:val="0"/>
+                <w:i w:val="0"/>
+                <w:color w:val="101010"/>
+                <w:sz w:val="15"/>
+              </w:rPr>
+              <w:t xml:space="preserve">648 grade paths collapse to </w:t>
+            </w:r>
+            <w:r>
+              <w:rPr>
+                <w:rFonts w:ascii="Calibri" w:hAnsi="Calibri"/>
+                <w:b/>
+                <w:i w:val="0"/>
+                <w:color w:val="101010"/>
+                <w:sz w:val="15"/>
+              </w:rPr>
+              <w:t>606 distinct</w:t>
+            </w:r>
+            <w:r>
+              <w:rPr>
+                <w:rFonts w:ascii="Calibri" w:hAnsi="Calibri"/>
+                <w:b w:val="0"/>
+                <w:i w:val="0"/>
+                <w:color w:val="101010"/>
+                <w:sz w:val="15"/>
+              </w:rPr>
+              <w:t xml:space="preserve">; Kish effective N is </w:t>
+            </w:r>
+            <w:r>
+              <w:rPr>
+                <w:rFonts w:ascii="Calibri" w:hAnsi="Calibri"/>
+                <w:b/>
+                <w:i w:val="0"/>
+                <w:color w:val="101010"/>
+                <w:sz w:val="15"/>
+              </w:rPr>
+              <w:t>574</w:t>
+            </w:r>
+            <w:r>
+              <w:rPr>
+                <w:rFonts w:ascii="Calibri" w:hAnsi="Calibri"/>
+                <w:b w:val="0"/>
+                <w:i w:val="0"/>
+                <w:color w:val="101010"/>
+                <w:sz w:val="15"/>
+              </w:rPr>
+              <w:t>, so the effective grid is 16,362 not 17,496, a 6.5% inflation. Results are quoted on distinct cells.</w:t>
+            </w:r>
+          </w:p>
+        </w:tc>
+      </w:tr>
+      <w:tr>
+        <w:tc>
+          <w:tcPr>
+            <w:tcW w:type="dxa" w:w="403"/>
+            <w:tcBorders>
+              <w:bottom w:val="single" w:sz="3" w:color="DEDCD6"/>
+            </w:tcBorders>
+          </w:tcPr>
+          <w:p>
+            <w:pPr>
+              <w:spacing w:before="32" w:after="32"/>
+              <w:jc w:val="center"/>
+            </w:pPr>
+            <w:r/>
+            <w:r>
+              <w:rPr>
+                <w:rFonts w:ascii="Calibri" w:hAnsi="Calibri"/>
+                <w:b w:val="0"/>
+                <w:i w:val="0"/>
+                <w:color w:val="101010"/>
+                <w:sz w:val="15"/>
+              </w:rPr>
+              <w:t>3</w:t>
+            </w:r>
+          </w:p>
+        </w:tc>
+        <w:tc>
+          <w:tcPr>
+            <w:tcW w:type="dxa" w:w="2880"/>
+            <w:tcBorders>
+              <w:bottom w:val="single" w:sz="3" w:color="DEDCD6"/>
+            </w:tcBorders>
+          </w:tcPr>
+          <w:p>
+            <w:pPr>
+              <w:spacing w:before="32" w:after="32"/>
+              <w:jc w:val="left"/>
+            </w:pPr>
+            <w:r/>
+            <w:r>
+              <w:rPr>
+                <w:rFonts w:ascii="Calibri" w:hAnsi="Calibri"/>
+                <w:b w:val="0"/>
+                <w:i w:val="0"/>
+                <w:color w:val="101010"/>
+                <w:sz w:val="15"/>
+              </w:rPr>
+              <w:t>Reserves are double-counted: embedded carbon scores as harm, reserve life as resilience.</w:t>
+            </w:r>
+          </w:p>
+        </w:tc>
+        <w:tc>
+          <w:tcPr>
+            <w:tcW w:type="dxa" w:w="1037"/>
+            <w:tcBorders>
+              <w:bottom w:val="single" w:sz="3" w:color="DEDCD6"/>
+            </w:tcBorders>
+          </w:tcPr>
+          <w:p>
+            <w:pPr>
+              <w:spacing w:before="32" w:after="32"/>
+              <w:jc w:val="center"/>
+            </w:pPr>
+            <w:r/>
+            <w:r>
+              <w:rPr>
+                <w:rFonts w:ascii="Calibri" w:hAnsi="Calibri"/>
+                <w:b/>
+                <w:i w:val="0"/>
+                <w:color w:val="101010"/>
+                <w:sz w:val="15"/>
+              </w:rPr>
+              <w:t>CLOSED</w:t>
+            </w:r>
+          </w:p>
+        </w:tc>
+        <w:tc>
+          <w:tcPr>
+            <w:tcW w:type="dxa" w:w="5544"/>
+            <w:tcBorders>
+              <w:bottom w:val="single" w:sz="3" w:color="DEDCD6"/>
+            </w:tcBorders>
+          </w:tcPr>
+          <w:p>
+            <w:pPr>
+              <w:spacing w:before="32" w:after="32"/>
+              <w:jc w:val="left"/>
+            </w:pPr>
+            <w:r/>
+            <w:r>
+              <w:rPr>
+                <w:rFonts w:ascii="Calibri" w:hAnsi="Calibri"/>
+                <w:b w:val="0"/>
+                <w:i w:val="0"/>
+                <w:color w:val="101010"/>
+                <w:sz w:val="15"/>
+              </w:rPr>
+              <w:t xml:space="preserve">Dropped reserve life and reran. </w:t>
+            </w:r>
+            <w:r>
+              <w:rPr>
+                <w:rFonts w:ascii="Calibri" w:hAnsi="Calibri"/>
+                <w:b/>
+                <w:i w:val="0"/>
+                <w:color w:val="101010"/>
+                <w:sz w:val="15"/>
+              </w:rPr>
+              <w:t>Median shift 0.0 places</w:t>
+            </w:r>
+            <w:r>
+              <w:rPr>
+                <w:rFonts w:ascii="Calibri" w:hAnsi="Calibri"/>
+                <w:b w:val="0"/>
+                <w:i w:val="0"/>
+                <w:color w:val="101010"/>
+                <w:sz w:val="15"/>
+              </w:rPr>
+              <w:t>; only OXY moves, by 1.0. The double-count is real in principle and immaterial in this sample.</w:t>
+            </w:r>
+          </w:p>
+        </w:tc>
+      </w:tr>
+      <w:tr>
+        <w:tc>
+          <w:tcPr>
+            <w:tcW w:type="dxa" w:w="403"/>
+            <w:tcBorders>
+              <w:bottom w:val="single" w:sz="3" w:color="DEDCD6"/>
+            </w:tcBorders>
+          </w:tcPr>
+          <w:p>
+            <w:pPr>
+              <w:spacing w:before="32" w:after="32"/>
+              <w:jc w:val="center"/>
+            </w:pPr>
+            <w:r/>
+            <w:r>
+              <w:rPr>
+                <w:rFonts w:ascii="Calibri" w:hAnsi="Calibri"/>
+                <w:b w:val="0"/>
+                <w:i w:val="0"/>
+                <w:color w:val="101010"/>
+                <w:sz w:val="15"/>
+              </w:rPr>
+              <w:t>4</w:t>
+            </w:r>
+          </w:p>
+        </w:tc>
+        <w:tc>
+          <w:tcPr>
+            <w:tcW w:type="dxa" w:w="2880"/>
+            <w:tcBorders>
+              <w:bottom w:val="single" w:sz="3" w:color="DEDCD6"/>
+            </w:tcBorders>
+          </w:tcPr>
+          <w:p>
+            <w:pPr>
+              <w:spacing w:before="32" w:after="32"/>
+              <w:jc w:val="left"/>
+            </w:pPr>
+            <w:r/>
+            <w:r>
+              <w:rPr>
+                <w:rFonts w:ascii="Calibri" w:hAnsi="Calibri"/>
+                <w:b w:val="0"/>
+                <w:i w:val="0"/>
+                <w:color w:val="101010"/>
+                <w:sz w:val="15"/>
+              </w:rPr>
+              <w:t>The settled count depends on the 95% cut-off.</w:t>
+            </w:r>
+          </w:p>
+        </w:tc>
+        <w:tc>
+          <w:tcPr>
+            <w:tcW w:type="dxa" w:w="1037"/>
+            <w:tcBorders>
+              <w:bottom w:val="single" w:sz="3" w:color="DEDCD6"/>
+            </w:tcBorders>
+          </w:tcPr>
+          <w:p>
+            <w:pPr>
+              <w:spacing w:before="32" w:after="32"/>
+              <w:jc w:val="center"/>
+            </w:pPr>
+            <w:r/>
+            <w:r>
+              <w:rPr>
+                <w:rFonts w:ascii="Calibri" w:hAnsi="Calibri"/>
+                <w:b/>
+                <w:i w:val="0"/>
+                <w:color w:val="101010"/>
+                <w:sz w:val="15"/>
+              </w:rPr>
+              <w:t>CLOSED</w:t>
+            </w:r>
+          </w:p>
+        </w:tc>
+        <w:tc>
+          <w:tcPr>
+            <w:tcW w:type="dxa" w:w="5544"/>
+            <w:tcBorders>
+              <w:bottom w:val="single" w:sz="3" w:color="DEDCD6"/>
+            </w:tcBorders>
+          </w:tcPr>
+          <w:p>
+            <w:pPr>
+              <w:spacing w:before="32" w:after="32"/>
+              <w:jc w:val="left"/>
+            </w:pPr>
+            <w:r/>
+            <w:r>
+              <w:rPr>
+                <w:rFonts w:ascii="Calibri" w:hAnsi="Calibri"/>
+                <w:b w:val="0"/>
+                <w:i w:val="0"/>
+                <w:color w:val="101010"/>
+                <w:sz w:val="15"/>
+              </w:rPr>
+              <w:t xml:space="preserve">Settled pairs by threshold: 7 at P&gt;0.999, 12 at 0.99, </w:t>
+            </w:r>
+            <w:r>
+              <w:rPr>
+                <w:rFonts w:ascii="Calibri" w:hAnsi="Calibri"/>
+                <w:b/>
+                <w:i w:val="0"/>
+                <w:color w:val="101010"/>
+                <w:sz w:val="15"/>
+              </w:rPr>
+              <w:t>33 at 0.95</w:t>
+            </w:r>
+            <w:r>
+              <w:rPr>
+                <w:rFonts w:ascii="Calibri" w:hAnsi="Calibri"/>
+                <w:b w:val="0"/>
+                <w:i w:val="0"/>
+                <w:color w:val="101010"/>
+                <w:sz w:val="15"/>
+              </w:rPr>
+              <w:t xml:space="preserve">, 51 at 0.90, 79 at 0.80. Monotone and well-behaved; no cliff at our chosen cut-off. Separately, v1 §6.3 was wrong that extreme ranks are rare cells: rank percentile assigns 0 and 100 in </w:t>
+            </w:r>
+            <w:r>
+              <w:rPr>
+                <w:rFonts w:ascii="Calibri" w:hAnsi="Calibri"/>
+                <w:b/>
+                <w:i w:val="0"/>
+                <w:color w:val="101010"/>
+                <w:sz w:val="15"/>
+              </w:rPr>
+              <w:t>every</w:t>
+            </w:r>
+            <w:r>
+              <w:rPr>
+                <w:rFonts w:ascii="Calibri" w:hAnsi="Calibri"/>
+                <w:b w:val="0"/>
+                <w:i w:val="0"/>
+                <w:color w:val="101010"/>
+                <w:sz w:val="15"/>
+              </w:rPr>
+              <w:t xml:space="preserve"> specification by construction, so the extremes are structural, not a tail.</w:t>
+            </w:r>
+          </w:p>
+        </w:tc>
+      </w:tr>
+      <w:tr>
+        <w:tc>
+          <w:tcPr>
+            <w:tcW w:type="dxa" w:w="403"/>
+            <w:tcBorders>
+              <w:bottom w:val="single" w:sz="3" w:color="DEDCD6"/>
+            </w:tcBorders>
+          </w:tcPr>
+          <w:p>
+            <w:pPr>
+              <w:spacing w:before="32" w:after="32"/>
+              <w:jc w:val="center"/>
+            </w:pPr>
+            <w:r/>
+            <w:r>
+              <w:rPr>
+                <w:rFonts w:ascii="Calibri" w:hAnsi="Calibri"/>
+                <w:b w:val="0"/>
+                <w:i w:val="0"/>
+                <w:color w:val="101010"/>
+                <w:sz w:val="15"/>
+              </w:rPr>
+              <w:t>5</w:t>
+            </w:r>
+          </w:p>
+        </w:tc>
+        <w:tc>
+          <w:tcPr>
+            <w:tcW w:type="dxa" w:w="2880"/>
+            <w:tcBorders>
+              <w:bottom w:val="single" w:sz="3" w:color="DEDCD6"/>
+            </w:tcBorders>
+          </w:tcPr>
+          <w:p>
+            <w:pPr>
+              <w:spacing w:before="32" w:after="32"/>
+              <w:jc w:val="left"/>
+            </w:pPr>
+            <w:r/>
+            <w:r>
+              <w:rPr>
+                <w:rFonts w:ascii="Calibri" w:hAnsi="Calibri"/>
+                <w:b w:val="0"/>
+                <w:i w:val="0"/>
+                <w:color w:val="101010"/>
+                <w:sz w:val="15"/>
+              </w:rPr>
+              <w:t>Contestation is partly thin data and small groups.</w:t>
+            </w:r>
+          </w:p>
+        </w:tc>
+        <w:tc>
+          <w:tcPr>
+            <w:tcW w:type="dxa" w:w="1037"/>
+            <w:tcBorders>
+              <w:bottom w:val="single" w:sz="3" w:color="DEDCD6"/>
+            </w:tcBorders>
+          </w:tcPr>
+          <w:p>
+            <w:pPr>
+              <w:spacing w:before="32" w:after="32"/>
+              <w:jc w:val="center"/>
+            </w:pPr>
+            <w:r/>
+            <w:r>
+              <w:rPr>
+                <w:rFonts w:ascii="Calibri" w:hAnsi="Calibri"/>
+                <w:b/>
+                <w:i w:val="0"/>
+                <w:color w:val="101010"/>
+                <w:sz w:val="15"/>
+              </w:rPr>
+              <w:t>BOUNDED</w:t>
+            </w:r>
+          </w:p>
+        </w:tc>
+        <w:tc>
+          <w:tcPr>
+            <w:tcW w:type="dxa" w:w="5544"/>
+            <w:tcBorders>
+              <w:bottom w:val="single" w:sz="3" w:color="DEDCD6"/>
+            </w:tcBorders>
+          </w:tcPr>
+          <w:p>
+            <w:pPr>
+              <w:spacing w:before="32" w:after="32"/>
+              <w:jc w:val="left"/>
+            </w:pPr>
+            <w:r/>
+            <w:r>
+              <w:rPr>
+                <w:rFonts w:ascii="Calibri" w:hAnsi="Calibri"/>
+                <w:b w:val="0"/>
+                <w:i w:val="0"/>
+                <w:color w:val="101010"/>
+                <w:sz w:val="15"/>
+              </w:rPr>
+              <w:t xml:space="preserve">Rank correlation between coverage and contestation is </w:t>
+            </w:r>
+            <w:r>
+              <w:rPr>
+                <w:rFonts w:ascii="Calibri" w:hAnsi="Calibri"/>
+                <w:b/>
+                <w:i w:val="0"/>
+                <w:color w:val="101010"/>
+                <w:sz w:val="15"/>
+              </w:rPr>
+              <w:t>−0.38</w:t>
+            </w:r>
+            <w:r>
+              <w:rPr>
+                <w:rFonts w:ascii="Calibri" w:hAnsi="Calibri"/>
+                <w:b w:val="0"/>
+                <w:i w:val="0"/>
+                <w:color w:val="101010"/>
+                <w:sz w:val="15"/>
+              </w:rPr>
+              <w:t>. Mean IQR by group size: 2 members 6.0, 3 members 7.7, 7 members 7.0. Not monotone, so group size explains part of the pattern but not its direction.</w:t>
+            </w:r>
+          </w:p>
+        </w:tc>
+      </w:tr>
+      <w:tr>
+        <w:tc>
+          <w:tcPr>
+            <w:tcW w:type="dxa" w:w="403"/>
+            <w:tcBorders>
+              <w:bottom w:val="single" w:sz="3" w:color="DEDCD6"/>
+            </w:tcBorders>
+          </w:tcPr>
+          <w:p>
+            <w:pPr>
+              <w:spacing w:before="32" w:after="32"/>
+              <w:jc w:val="center"/>
+            </w:pPr>
+            <w:r/>
+            <w:r>
+              <w:rPr>
+                <w:rFonts w:ascii="Calibri" w:hAnsi="Calibri"/>
+                <w:b w:val="0"/>
+                <w:i w:val="0"/>
+                <w:color w:val="101010"/>
+                <w:sz w:val="15"/>
+              </w:rPr>
+              <w:t>6</w:t>
+            </w:r>
+          </w:p>
+        </w:tc>
+        <w:tc>
+          <w:tcPr>
+            <w:tcW w:type="dxa" w:w="2880"/>
+            <w:tcBorders>
+              <w:bottom w:val="single" w:sz="3" w:color="DEDCD6"/>
+            </w:tcBorders>
+          </w:tcPr>
+          <w:p>
+            <w:pPr>
+              <w:spacing w:before="32" w:after="32"/>
+              <w:jc w:val="left"/>
+            </w:pPr>
+            <w:r/>
+            <w:r>
+              <w:rPr>
+                <w:rFonts w:ascii="Calibri" w:hAnsi="Calibri"/>
+                <w:b w:val="0"/>
+                <w:i w:val="0"/>
+                <w:color w:val="101010"/>
+                <w:sz w:val="15"/>
+              </w:rPr>
+              <w:t>N = 18 quantises every statistic.</w:t>
+            </w:r>
+          </w:p>
+        </w:tc>
+        <w:tc>
+          <w:tcPr>
+            <w:tcW w:type="dxa" w:w="1037"/>
+            <w:tcBorders>
+              <w:bottom w:val="single" w:sz="3" w:color="DEDCD6"/>
+            </w:tcBorders>
+          </w:tcPr>
+          <w:p>
+            <w:pPr>
+              <w:spacing w:before="32" w:after="32"/>
+              <w:jc w:val="center"/>
+            </w:pPr>
+            <w:r/>
+            <w:r>
+              <w:rPr>
+                <w:rFonts w:ascii="Calibri" w:hAnsi="Calibri"/>
+                <w:b/>
+                <w:i w:val="0"/>
+                <w:color w:val="101010"/>
+                <w:sz w:val="15"/>
+              </w:rPr>
+              <w:t>BOUNDED</w:t>
+            </w:r>
+          </w:p>
+        </w:tc>
+        <w:tc>
+          <w:tcPr>
+            <w:tcW w:type="dxa" w:w="5544"/>
+            <w:tcBorders>
+              <w:bottom w:val="single" w:sz="3" w:color="DEDCD6"/>
+            </w:tcBorders>
+          </w:tcPr>
+          <w:p>
+            <w:pPr>
+              <w:spacing w:before="32" w:after="32"/>
+              <w:jc w:val="left"/>
+            </w:pPr>
+            <w:r/>
+            <w:r>
+              <w:rPr>
+                <w:rFonts w:ascii="Calibri" w:hAnsi="Calibri"/>
+                <w:b w:val="0"/>
+                <w:i w:val="0"/>
+                <w:color w:val="101010"/>
+                <w:sz w:val="15"/>
+              </w:rPr>
+              <w:t>A rank percentile takes 18 values 5.88 points apart. All headline figures are in rank places for that reason. The fix is a larger universe, not a different statistic.</w:t>
+            </w:r>
+          </w:p>
+        </w:tc>
+      </w:tr>
+      <w:tr>
+        <w:tc>
+          <w:tcPr>
+            <w:tcW w:type="dxa" w:w="403"/>
+            <w:tcBorders>
+              <w:bottom w:val="single" w:sz="3" w:color="DEDCD6"/>
+            </w:tcBorders>
+          </w:tcPr>
+          <w:p>
+            <w:pPr>
+              <w:spacing w:before="32" w:after="32"/>
+              <w:jc w:val="center"/>
+            </w:pPr>
+            <w:r/>
+            <w:r>
+              <w:rPr>
+                <w:rFonts w:ascii="Calibri" w:hAnsi="Calibri"/>
+                <w:b w:val="0"/>
+                <w:i w:val="0"/>
+                <w:color w:val="101010"/>
+                <w:sz w:val="15"/>
+              </w:rPr>
+              <w:t>7</w:t>
+            </w:r>
+          </w:p>
+        </w:tc>
+        <w:tc>
+          <w:tcPr>
+            <w:tcW w:type="dxa" w:w="2880"/>
+            <w:tcBorders>
+              <w:bottom w:val="single" w:sz="3" w:color="DEDCD6"/>
+            </w:tcBorders>
+          </w:tcPr>
+          <w:p>
+            <w:pPr>
+              <w:spacing w:before="32" w:after="32"/>
+              <w:jc w:val="left"/>
+            </w:pPr>
+            <w:r/>
+            <w:r>
+              <w:rPr>
+                <w:rFonts w:ascii="Calibri" w:hAnsi="Calibri"/>
+                <w:b w:val="0"/>
+                <w:i w:val="0"/>
+                <w:color w:val="101010"/>
+                <w:sz w:val="15"/>
+              </w:rPr>
+              <w:t>Governance dominates by field count, 78 of 138.</w:t>
+            </w:r>
+          </w:p>
+        </w:tc>
+        <w:tc>
+          <w:tcPr>
+            <w:tcW w:type="dxa" w:w="1037"/>
+            <w:tcBorders>
+              <w:bottom w:val="single" w:sz="3" w:color="DEDCD6"/>
+            </w:tcBorders>
+          </w:tcPr>
+          <w:p>
+            <w:pPr>
+              <w:spacing w:before="32" w:after="32"/>
+              <w:jc w:val="center"/>
+            </w:pPr>
+            <w:r/>
+            <w:r>
+              <w:rPr>
+                <w:rFonts w:ascii="Calibri" w:hAnsi="Calibri"/>
+                <w:b/>
+                <w:i w:val="0"/>
+                <w:color w:val="101010"/>
+                <w:sz w:val="15"/>
+              </w:rPr>
+              <w:t>BOUNDED</w:t>
+            </w:r>
+          </w:p>
+        </w:tc>
+        <w:tc>
+          <w:tcPr>
+            <w:tcW w:type="dxa" w:w="5544"/>
+            <w:tcBorders>
+              <w:bottom w:val="single" w:sz="3" w:color="DEDCD6"/>
+            </w:tcBorders>
+          </w:tcPr>
+          <w:p>
+            <w:pPr>
+              <w:spacing w:before="32" w:after="32"/>
+              <w:jc w:val="left"/>
+            </w:pPr>
+            <w:r/>
+            <w:r>
+              <w:rPr>
+                <w:rFonts w:ascii="Calibri" w:hAnsi="Calibri"/>
+                <w:b w:val="0"/>
+                <w:i w:val="0"/>
+                <w:color w:val="101010"/>
+                <w:sz w:val="15"/>
+              </w:rPr>
+              <w:t>The G pillar is stable across specifications because it is densely reported, so the contestation we measure is mostly environmental and social. A property of the disclosure regime, not of the companies.</w:t>
+            </w:r>
+          </w:p>
+        </w:tc>
+      </w:tr>
+      <w:tr>
+        <w:tc>
+          <w:tcPr>
+            <w:tcW w:type="dxa" w:w="403"/>
+            <w:tcBorders>
+              <w:bottom w:val="single" w:sz="3" w:color="DEDCD6"/>
+            </w:tcBorders>
+          </w:tcPr>
+          <w:p>
+            <w:pPr>
+              <w:spacing w:before="32" w:after="32"/>
+              <w:jc w:val="center"/>
+            </w:pPr>
+            <w:r/>
+            <w:r>
+              <w:rPr>
+                <w:rFonts w:ascii="Calibri" w:hAnsi="Calibri"/>
+                <w:b w:val="0"/>
+                <w:i w:val="0"/>
+                <w:color w:val="101010"/>
+                <w:sz w:val="15"/>
+              </w:rPr>
+              <w:t>8</w:t>
+            </w:r>
+          </w:p>
+        </w:tc>
+        <w:tc>
+          <w:tcPr>
+            <w:tcW w:type="dxa" w:w="2880"/>
+            <w:tcBorders>
+              <w:bottom w:val="single" w:sz="3" w:color="DEDCD6"/>
+            </w:tcBorders>
+          </w:tcPr>
+          <w:p>
+            <w:pPr>
+              <w:spacing w:before="32" w:after="32"/>
+              <w:jc w:val="left"/>
+            </w:pPr>
+            <w:r/>
+            <w:r>
+              <w:rPr>
+                <w:rFonts w:ascii="Calibri" w:hAnsi="Calibri"/>
+                <w:b w:val="0"/>
+                <w:i w:val="0"/>
+                <w:color w:val="101010"/>
+                <w:sz w:val="15"/>
+              </w:rPr>
+              <w:t>Nothing is benchmarked against a real published rating.</w:t>
+            </w:r>
+          </w:p>
+        </w:tc>
+        <w:tc>
+          <w:tcPr>
+            <w:tcW w:type="dxa" w:w="1037"/>
+            <w:tcBorders>
+              <w:bottom w:val="single" w:sz="3" w:color="DEDCD6"/>
+            </w:tcBorders>
+          </w:tcPr>
+          <w:p>
+            <w:pPr>
+              <w:spacing w:before="32" w:after="32"/>
+              <w:jc w:val="center"/>
+            </w:pPr>
+            <w:r/>
+            <w:r>
+              <w:rPr>
+                <w:rFonts w:ascii="Calibri" w:hAnsi="Calibri"/>
+                <w:b/>
+                <w:i w:val="0"/>
+                <w:color w:val="101010"/>
+                <w:sz w:val="15"/>
+              </w:rPr>
+              <w:t>OPEN</w:t>
+            </w:r>
+          </w:p>
+        </w:tc>
+        <w:tc>
+          <w:tcPr>
+            <w:tcW w:type="dxa" w:w="5544"/>
+            <w:tcBorders>
+              <w:bottom w:val="single" w:sz="3" w:color="DEDCD6"/>
+            </w:tcBorders>
+          </w:tcPr>
+          <w:p>
+            <w:pPr>
+              <w:spacing w:before="32" w:after="32"/>
+              <w:jc w:val="left"/>
+            </w:pPr>
+            <w:r/>
+            <w:r>
+              <w:rPr>
+                <w:rFonts w:ascii="Calibri" w:hAnsi="Calibri"/>
+                <w:b w:val="0"/>
+                <w:i w:val="0"/>
+                <w:color w:val="101010"/>
+                <w:sz w:val="15"/>
+              </w:rPr>
+              <w:t>We had a Terminal and did not place Bloomberg's own ESG score inside our distribution. Highest-value missing test and first on the roadmap.</w:t>
+            </w:r>
+          </w:p>
+        </w:tc>
+      </w:tr>
+      <w:tr>
+        <w:tc>
+          <w:tcPr>
+            <w:tcW w:type="dxa" w:w="403"/>
+            <w:tcBorders>
+              <w:bottom w:val="single" w:sz="10" w:color="101010"/>
+            </w:tcBorders>
+          </w:tcPr>
+          <w:p>
+            <w:pPr>
+              <w:spacing w:before="32" w:after="32"/>
+              <w:jc w:val="center"/>
+            </w:pPr>
+            <w:r/>
+            <w:r>
+              <w:rPr>
+                <w:rFonts w:ascii="Calibri" w:hAnsi="Calibri"/>
+                <w:b w:val="0"/>
+                <w:i w:val="0"/>
+                <w:color w:val="101010"/>
+                <w:sz w:val="15"/>
+              </w:rPr>
+              <w:t>9</w:t>
+            </w:r>
+          </w:p>
+        </w:tc>
+        <w:tc>
+          <w:tcPr>
+            <w:tcW w:type="dxa" w:w="2880"/>
+            <w:tcBorders>
+              <w:bottom w:val="single" w:sz="10" w:color="101010"/>
+            </w:tcBorders>
+          </w:tcPr>
+          <w:p>
+            <w:pPr>
+              <w:spacing w:before="32" w:after="32"/>
+              <w:jc w:val="left"/>
+            </w:pPr>
+            <w:r/>
+            <w:r>
+              <w:rPr>
+                <w:rFonts w:ascii="Calibri" w:hAnsi="Calibri"/>
+                <w:b w:val="0"/>
+                <w:i w:val="0"/>
+                <w:color w:val="101010"/>
+                <w:sz w:val="15"/>
+              </w:rPr>
+              <w:t>Scope 3, controversies and transition capex are absent.</w:t>
+            </w:r>
+          </w:p>
+        </w:tc>
+        <w:tc>
+          <w:tcPr>
+            <w:tcW w:type="dxa" w:w="1037"/>
+            <w:tcBorders>
+              <w:bottom w:val="single" w:sz="10" w:color="101010"/>
+            </w:tcBorders>
+          </w:tcPr>
+          <w:p>
+            <w:pPr>
+              <w:spacing w:before="32" w:after="32"/>
+              <w:jc w:val="center"/>
+            </w:pPr>
+            <w:r/>
+            <w:r>
+              <w:rPr>
+                <w:rFonts w:ascii="Calibri" w:hAnsi="Calibri"/>
+                <w:b/>
+                <w:i w:val="0"/>
+                <w:color w:val="101010"/>
+                <w:sz w:val="15"/>
+              </w:rPr>
+              <w:t>OPEN</w:t>
+            </w:r>
+          </w:p>
+        </w:tc>
+        <w:tc>
+          <w:tcPr>
+            <w:tcW w:type="dxa" w:w="5544"/>
+            <w:tcBorders>
+              <w:bottom w:val="single" w:sz="10" w:color="101010"/>
+            </w:tcBorders>
+          </w:tcPr>
+          <w:p>
+            <w:pPr>
+              <w:spacing w:before="32" w:after="32"/>
+              <w:jc w:val="left"/>
+            </w:pPr>
+            <w:r/>
+            <w:r>
+              <w:rPr>
+                <w:rFonts w:ascii="Calibri" w:hAnsi="Calibri"/>
+                <w:b w:val="0"/>
+                <w:i w:val="0"/>
+                <w:color w:val="101010"/>
+                <w:sz w:val="15"/>
+              </w:rPr>
+              <w:t>Scope 3 is not in the export; controversies are a declared scope boundary; transition capex was not delivered. For an oil and gas universe these are the three most material omissions.</w:t>
+            </w:r>
+          </w:p>
+        </w:tc>
+      </w:tr>
+    </w:tbl>
     <w:p>
       <w:pPr>
-        <w:spacing w:before="0" w:after="80"/>
+        <w:spacing w:before="0" w:after="160"/>
         <w:jc w:val="both"/>
       </w:pPr>
       <w:r>
         <w:rPr>
           <w:rFonts w:ascii="Calibri" w:hAnsi="Calibri"/>
-          <w:b/>
-          <w:i w:val="0"/>
-          <w:color w:val="101010"/>
-          <w:sz w:val="19"/>
+          <w:b w:val="0"/>
+          <w:i/>
+          <w:color w:val="6B6A63"/>
+          <w:sz w:val="15"/>
         </w:rPr>
-        <w:t>6.2 N = 18 quantises everything.</w:t>
-      </w:r>
-      <w:r>
-        <w:rPr>
-          <w:rFonts w:ascii="Calibri" w:hAnsi="Calibri"/>
-          <w:b w:val="0"/>
-          <w:i w:val="0"/>
-          <w:color w:val="101010"/>
-          <w:sz w:val="19"/>
-        </w:rPr>
-        <w:t xml:space="preserve"> A rank percentile takes 18 values 5.88 points apart. All headlines are in rank places for that reason — including the remedy values, which v1 reported to one decimal while arguing the opposite.</w:t>
+        <w:t>Every CLOSED row was tested by rerunning the pipeline, not by argument. Code paths are in ETHack/model/.</w:t>
       </w:r>
     </w:p>
+    <w:tbl>
+      <w:tblPr>
+        <w:tblW w:type="auto" w:w="0"/>
+        <w:jc w:val="center"/>
+        <w:tblLook w:firstColumn="1" w:firstRow="1" w:lastColumn="0" w:lastRow="0" w:noHBand="0" w:noVBand="1" w:val="04A0"/>
+      </w:tblPr>
+      <w:tblGrid>
+        <w:gridCol w:w="9835"/>
+      </w:tblGrid>
+      <w:tr>
+        <w:tc>
+          <w:tcPr>
+            <w:tcW w:type="dxa" w:w="9835"/>
+            <w:shd w:val="clear" w:fill="F6F5F2"/>
+            <w:tcBorders>
+              <w:left w:val="single" w:sz="24" w:color="C04A12"/>
+            </w:tcBorders>
+          </w:tcPr>
+          <w:p>
+            <w:pPr>
+              <w:spacing w:before="80" w:after="80"/>
+            </w:pPr>
+            <w:r/>
+            <w:r>
+              <w:rPr>
+                <w:rFonts w:ascii="Calibri" w:hAnsi="Calibri"/>
+                <w:b/>
+                <w:i w:val="0"/>
+                <w:color w:val="101010"/>
+                <w:sz w:val="20"/>
+              </w:rPr>
+              <w:t>The denominator result is the one to notice.</w:t>
+            </w:r>
+            <w:r>
+              <w:rPr>
+                <w:rFonts w:ascii="Calibri" w:hAnsi="Calibri"/>
+                <w:b w:val="0"/>
+                <w:i w:val="0"/>
+                <w:color w:val="101010"/>
+                <w:sz w:val="20"/>
+              </w:rPr>
+              <w:t xml:space="preserve"> Our weakest defensible choice, reran against the alternative the referee named, moves the median company </w:t>
+            </w:r>
+            <w:r>
+              <w:rPr>
+                <w:rFonts w:ascii="Calibri" w:hAnsi="Calibri"/>
+                <w:b/>
+                <w:i w:val="0"/>
+                <w:color w:val="101010"/>
+                <w:sz w:val="20"/>
+              </w:rPr>
+              <w:t>zero places</w:t>
+            </w:r>
+            <w:r>
+              <w:rPr>
+                <w:rFonts w:ascii="Calibri" w:hAnsi="Calibri"/>
+                <w:b w:val="0"/>
+                <w:i w:val="0"/>
+                <w:color w:val="101010"/>
+                <w:sz w:val="20"/>
+              </w:rPr>
+              <w:t>. A framework whose conclusions survive its own worst input choice is worth more than one that was never tested.</w:t>
+            </w:r>
+          </w:p>
+        </w:tc>
+      </w:tr>
+    </w:tbl>
     <w:p>
       <w:pPr>
-        <w:spacing w:before="0" w:after="80"/>
-        <w:jc w:val="both"/>
+        <w:spacing w:after="60"/>
       </w:pPr>
-      <w:r>
-        <w:rPr>
-          <w:rFonts w:ascii="Calibri" w:hAnsi="Calibri"/>
-          <w:b/>
-          <w:i w:val="0"/>
-          <w:color w:val="101010"/>
-          <w:sz w:val="19"/>
-        </w:rPr>
-        <w:t>6.3 Extremes decide the settled count.</w:t>
-      </w:r>
-      <w:r>
-        <w:rPr>
-          <w:rFonts w:ascii="Calibri" w:hAnsi="Calibri"/>
-          <w:b w:val="0"/>
-          <w:i w:val="0"/>
-          <w:color w:val="101010"/>
-          <w:sz w:val="19"/>
-        </w:rPr>
-        <w:t xml:space="preserve"> Extreme ranks are 2.2% of cells, and the 95% threshold is set by exactly those cells. We report both the threshold and the count.</w:t>
-      </w:r>
-    </w:p>
-    <w:p>
-      <w:pPr>
-        <w:spacing w:before="0" w:after="80"/>
-        <w:jc w:val="both"/>
-      </w:pPr>
-      <w:r>
-        <w:rPr>
-          <w:rFonts w:ascii="Calibri" w:hAnsi="Calibri"/>
-          <w:b/>
-          <w:i w:val="0"/>
-          <w:color w:val="101010"/>
-          <w:sz w:val="19"/>
-        </w:rPr>
-        <w:t>6.4 The denominator is a choice we would remake.</w:t>
-      </w:r>
-      <w:r>
-        <w:rPr>
-          <w:rFonts w:ascii="Calibri" w:hAnsi="Calibri"/>
-          <w:b w:val="0"/>
-          <w:i w:val="0"/>
-          <w:color w:val="101010"/>
-          <w:sz w:val="19"/>
-        </w:rPr>
-        <w:t xml:space="preserve"> EBITDA, single-year, cyclical. Revenue was available. Appendix F gives the sensitivity.</w:t>
-      </w:r>
-    </w:p>
-    <w:p>
-      <w:pPr>
-        <w:spacing w:before="0" w:after="80"/>
-        <w:jc w:val="both"/>
-      </w:pPr>
-      <w:r>
-        <w:rPr>
-          <w:rFonts w:ascii="Calibri" w:hAnsi="Calibri"/>
-          <w:b/>
-          <w:i w:val="0"/>
-          <w:color w:val="101010"/>
-          <w:sz w:val="19"/>
-        </w:rPr>
-        <w:t>6.5 Contestation is partly thin data.</w:t>
-      </w:r>
-      <w:r>
-        <w:rPr>
-          <w:rFonts w:ascii="Calibri" w:hAnsi="Calibri"/>
-          <w:b w:val="0"/>
-          <w:i w:val="0"/>
-          <w:color w:val="101010"/>
-          <w:sz w:val="19"/>
-        </w:rPr>
-        <w:t xml:space="preserve"> Rank correlation between coverage and contestation is </w:t>
-      </w:r>
-      <w:r>
-        <w:rPr>
-          <w:rFonts w:ascii="Calibri" w:hAnsi="Calibri"/>
-          <w:b/>
-          <w:i w:val="0"/>
-          <w:color w:val="101010"/>
-          <w:sz w:val="19"/>
-        </w:rPr>
-        <w:t>−0.38</w:t>
-      </w:r>
-      <w:r>
-        <w:rPr>
-          <w:rFonts w:ascii="Calibri" w:hAnsi="Calibri"/>
-          <w:b w:val="0"/>
-          <w:i w:val="0"/>
-          <w:color w:val="101010"/>
-          <w:sz w:val="19"/>
-        </w:rPr>
-        <w:t xml:space="preserve">. Group size is not monotone, though: the 2-member group has the </w:t>
-      </w:r>
-      <w:r>
-        <w:rPr>
-          <w:rFonts w:ascii="Calibri" w:hAnsi="Calibri"/>
-          <w:b w:val="0"/>
-          <w:i/>
-          <w:color w:val="101010"/>
-          <w:sz w:val="19"/>
-        </w:rPr>
-        <w:t>lowest</w:t>
-      </w:r>
-      <w:r>
-        <w:rPr>
-          <w:rFonts w:ascii="Calibri" w:hAnsi="Calibri"/>
-          <w:b w:val="0"/>
-          <w:i w:val="0"/>
-          <w:color w:val="101010"/>
-          <w:sz w:val="19"/>
-        </w:rPr>
-        <w:t xml:space="preserve"> mean contestation (6.0) and the 3-member groups the highest (7.7), so small-group artefacts explain part of the pattern but not its direction.</w:t>
-      </w:r>
-    </w:p>
-    <w:p>
-      <w:pPr>
-        <w:spacing w:before="0" w:after="80"/>
-        <w:jc w:val="both"/>
-      </w:pPr>
-      <w:r>
-        <w:rPr>
-          <w:rFonts w:ascii="Calibri" w:hAnsi="Calibri"/>
-          <w:b/>
-          <w:i w:val="0"/>
-          <w:color w:val="101010"/>
-          <w:sz w:val="19"/>
-        </w:rPr>
-        <w:t>6.6 Governance dominates by count.</w:t>
-      </w:r>
-      <w:r>
-        <w:rPr>
-          <w:rFonts w:ascii="Calibri" w:hAnsi="Calibri"/>
-          <w:b w:val="0"/>
-          <w:i w:val="0"/>
-          <w:color w:val="101010"/>
-          <w:sz w:val="19"/>
-        </w:rPr>
-        <w:t xml:space="preserve"> 78 of 138 fields. The contestation we measure is mostly environmental and social; the governance pillar is stable because it is densely reported.</w:t>
-      </w:r>
-    </w:p>
-    <w:p>
-      <w:pPr>
-        <w:spacing w:before="0" w:after="80"/>
-        <w:jc w:val="both"/>
-      </w:pPr>
-      <w:r>
-        <w:rPr>
-          <w:rFonts w:ascii="Calibri" w:hAnsi="Calibri"/>
-          <w:b/>
-          <w:i w:val="0"/>
-          <w:color w:val="101010"/>
-          <w:sz w:val="19"/>
-        </w:rPr>
-        <w:t>6.7 Scope 3, controversies and transition capex are absent.</w:t>
-      </w:r>
-      <w:r>
-        <w:rPr>
-          <w:rFonts w:ascii="Calibri" w:hAnsi="Calibri"/>
-          <w:b w:val="0"/>
-          <w:i w:val="0"/>
-          <w:color w:val="101010"/>
-          <w:sz w:val="19"/>
-        </w:rPr>
-        <w:t xml:space="preserve"> For an oil and gas universe these are the three most material omissions. Scope 3 is not in the export; controversies are a declared scope boundary; transition capex was not delivered.</w:t>
-      </w:r>
-    </w:p>
-    <w:p>
-      <w:pPr>
-        <w:spacing w:before="0" w:after="80"/>
-        <w:jc w:val="both"/>
-      </w:pPr>
-      <w:r>
-        <w:rPr>
-          <w:rFonts w:ascii="Calibri" w:hAnsi="Calibri"/>
-          <w:b/>
-          <w:i w:val="0"/>
-          <w:color w:val="101010"/>
-          <w:sz w:val="19"/>
-        </w:rPr>
-        <w:t>6.8 Reserves are double-counted in sign.</w:t>
-      </w:r>
-      <w:r>
-        <w:rPr>
-          <w:rFonts w:ascii="Calibri" w:hAnsi="Calibri"/>
-          <w:b w:val="0"/>
-          <w:i w:val="0"/>
-          <w:color w:val="101010"/>
-          <w:sz w:val="19"/>
-        </w:rPr>
-        <w:t xml:space="preserve"> Embedded carbon in reserves scores as harm; reserve life scores as financial resilience. The same barrels push both ways. Under our §2 definition harm should dominate, and Appendix F shows the net effect is −0.5 places for the two integrated majors.</w:t>
-      </w:r>
-    </w:p>
-    <w:p>
-      <w:pPr>
-        <w:spacing w:before="0" w:after="80"/>
-        <w:jc w:val="both"/>
-      </w:pPr>
-      <w:r>
-        <w:rPr>
-          <w:rFonts w:ascii="Calibri" w:hAnsi="Calibri"/>
-          <w:b/>
-          <w:i w:val="0"/>
-          <w:color w:val="101010"/>
-          <w:sz w:val="19"/>
-        </w:rPr>
-        <w:t>6.9 Nothing is benchmarked against a real rating.</w:t>
-      </w:r>
-      <w:r>
-        <w:rPr>
-          <w:rFonts w:ascii="Calibri" w:hAnsi="Calibri"/>
-          <w:b w:val="0"/>
-          <w:i w:val="0"/>
-          <w:color w:val="101010"/>
-          <w:sz w:val="19"/>
-        </w:rPr>
-        <w:t xml:space="preserve"> We had a Terminal and did not place Bloomberg's own score inside our distribution. This is the single most valuable missing test and it is first on the roadmap.</w:t>
-      </w:r>
     </w:p>
     <w:p>
       <w:pPr>
@@ -13938,7 +14954,7 @@
           <w:color w:val="101010"/>
           <w:sz w:val="19"/>
         </w:rPr>
-        <w:t xml:space="preserve"> — the number the brief asked for — and a </w:t>
+        <w:t xml:space="preserve"> the number the brief asked for, and a </w:t>
       </w:r>
       <w:r>
         <w:rPr>
@@ -14009,7 +15025,7 @@
           <w:color w:val="101010"/>
           <w:sz w:val="19"/>
         </w:rPr>
-        <w:t xml:space="preserve">. Ours is a different object — dispersion </w:t>
+        <w:t xml:space="preserve">. Ours is a different object, dispersion </w:t>
       </w:r>
       <w:r>
         <w:rPr>
@@ -14123,7 +15139,7 @@
           <w:color w:val="101010"/>
           <w:sz w:val="28"/>
         </w:rPr>
-        <w:t>8. Bonus — allocating $1 billion under a net-zero commitment</w:t>
+        <w:t>8. Bonus, allocating $1 billion under a net-zero commitment</w:t>
       </w:r>
     </w:p>
     <w:tbl>
@@ -14187,7 +15203,7 @@
                 <w:color w:val="101010"/>
                 <w:sz w:val="20"/>
               </w:rPr>
-              <w:t xml:space="preserve"> — and among those, the ones our Question-B curve says are already moving.</w:t>
+              <w:t xml:space="preserve"> and among those, the ones our Question-B curve says are already moving.</w:t>
             </w:r>
           </w:p>
         </w:tc>
@@ -14260,7 +15276,7 @@
           <w:color w:val="101010"/>
           <w:sz w:val="19"/>
         </w:rPr>
-        <w:t xml:space="preserve">   There is no eligibility cliff — 15 of 18 companies are contested</w:t>
+        <w:t xml:space="preserve">   There is no eligibility cliff, 15 of 18 companies are contested</w:t>
       </w:r>
     </w:p>
     <w:tbl>
@@ -14380,7 +15396,7 @@
                 <w:color w:val="101010"/>
                 <w:sz w:val="16"/>
               </w:rPr>
-              <w:t>P &gt; 0.8 — reliably eligible</w:t>
+              <w:t>P &gt; 0.8 reliably eligible</w:t>
             </w:r>
           </w:p>
         </w:tc>
@@ -14457,7 +15473,7 @@
                 <w:color w:val="101010"/>
                 <w:sz w:val="16"/>
               </w:rPr>
-              <w:t xml:space="preserve">0.2 ≤ P ≤ 0.8 — </w:t>
+              <w:t xml:space="preserve">0.2 ≤ P ≤ 0.8 </w:t>
             </w:r>
             <w:r>
               <w:rPr>
@@ -14544,7 +15560,7 @@
                 <w:color w:val="101010"/>
                 <w:sz w:val="16"/>
               </w:rPr>
-              <w:t>P &lt; 0.2 — reliably ineligible</w:t>
+              <w:t>P &lt; 0.2 reliably ineligible</w:t>
             </w:r>
           </w:p>
         </w:tc>
@@ -14669,7 +15685,7 @@
           <w:color w:val="101010"/>
           <w:sz w:val="19"/>
         </w:rPr>
-        <w:t xml:space="preserve"> — and P moves for two quite different reasons, with very different cost and speed:</w:t>
+        <w:t xml:space="preserve"> and P moves for two quite different reasons, with very different cost and speed:</w:t>
       </w:r>
     </w:p>
     <w:tbl>
@@ -14920,7 +15936,7 @@
                 <w:color w:val="101010"/>
                 <w:sz w:val="16"/>
               </w:rPr>
-              <w:t>1–2 years</w:t>
+              <w:t>1 to 2 years</w:t>
             </w:r>
           </w:p>
         </w:tc>
@@ -15047,7 +16063,7 @@
                 <w:color w:val="101010"/>
                 <w:sz w:val="16"/>
               </w:rPr>
-              <w:t>3–7 years</w:t>
+              <w:t>3 to 7 years</w:t>
             </w:r>
           </w:p>
         </w:tc>
@@ -15114,7 +16130,7 @@
           <w:color w:val="101010"/>
           <w:sz w:val="19"/>
         </w:rPr>
-        <w:t xml:space="preserve">   Where a company stands versus where it is heading — the transition map</w:t>
+        <w:t xml:space="preserve">   Where a company stands versus where it is heading, the transition map</w:t>
       </w:r>
     </w:p>
     <w:p>
@@ -15700,7 +16716,7 @@
                 <w:color w:val="101010"/>
                 <w:sz w:val="16"/>
               </w:rPr>
-              <w:t>Excluded — base below 0.05 (see rule)</w:t>
+              <w:t>Excluded, base below 0.05 (see rule)</w:t>
             </w:r>
           </w:p>
         </w:tc>
@@ -16208,7 +17224,7 @@
                 <w:color w:val="101010"/>
                 <w:sz w:val="16"/>
               </w:rPr>
-              <w:t>Priced leader — fund the book</w:t>
+              <w:t>Priced leader, fund the book</w:t>
             </w:r>
           </w:p>
         </w:tc>
@@ -16335,7 +17351,7 @@
                 <w:color w:val="101010"/>
                 <w:sz w:val="16"/>
               </w:rPr>
-              <w:t>Priced leader — fund the book</w:t>
+              <w:t>Priced leader, fund the book</w:t>
             </w:r>
           </w:p>
         </w:tc>
@@ -16800,7 +17816,7 @@
                 <w:color w:val="101010"/>
                 <w:sz w:val="16"/>
               </w:rPr>
-              <w:t xml:space="preserve"> as the missing-data rule hardens — they have already paid the disclosure cost</w:t>
+              <w:t xml:space="preserve"> as the missing-data rule hardens, they have already paid the disclosure cost</w:t>
             </w:r>
           </w:p>
         </w:tc>
@@ -16902,7 +17918,7 @@
                 <w:color w:val="101010"/>
                 <w:sz w:val="16"/>
               </w:rPr>
-              <w:t>grid, cable and electrification suppliers — the bottleneck regardless of who wins</w:t>
+              <w:t>grid, cable and electrification suppliers, the bottleneck regardless of who wins</w:t>
             </w:r>
           </w:p>
         </w:tc>
@@ -17024,7 +18040,7 @@
                 <w:color w:val="101010"/>
                 <w:sz w:val="16"/>
               </w:rPr>
-              <w:t xml:space="preserve"> Δ &lt; 0.05 — bad today and not moving</w:t>
+              <w:t xml:space="preserve"> Δ &lt; 0.05 bad today and not moving</w:t>
             </w:r>
           </w:p>
         </w:tc>
@@ -17220,7 +18236,7 @@
           <w:color w:val="101010"/>
           <w:sz w:val="19"/>
         </w:rPr>
-        <w:t xml:space="preserve">: names whose transition depends on the same input — cheap hydrogen, a high carbon price — count once against a cluster limit, not three times. </w:t>
+        <w:t xml:space="preserve">: names whose transition depends on the same input, cheap hydrogen, a high carbon price, count once against a cluster limit, not three times. </w:t>
       </w:r>
       <w:r>
         <w:rPr>
@@ -17311,7 +18327,7 @@
           <w:color w:val="101010"/>
           <w:sz w:val="19"/>
         </w:rPr>
-        <w:t xml:space="preserve">, so a real $1bn book needs the same machinery run per sector with sector-neutral position limits. It has no view on the carbon price, on green hydrogen economics, or on whether transition capex earns its cost of capital — and that last one is decisive: converting high-ROCE fossil assets into regulated-return renewables can be ESG-accretive and value-dilutive at once. </w:t>
+        <w:t xml:space="preserve">, so a real $1bn book needs the same machinery run per sector with sector-neutral position limits. It has no view on the carbon price, on green hydrogen economics, or on whether transition capex earns its cost of capital, and that last one is decisive: converting high-ROCE fossil assets into regulated-return renewables can be ESG-accretive and value-dilutive at once. </w:t>
       </w:r>
       <w:r>
         <w:rPr>
@@ -17470,7 +18486,7 @@
           <w:color w:val="101010"/>
           <w:sz w:val="19"/>
         </w:rPr>
-        <w:t xml:space="preserve"> ∈ {E, S, G, F}. Steps 1–5 produce a grade tensor and do not involve the pillar weights.</w:t>
+        <w:t xml:space="preserve"> ∈ {E, S, G, F}. Steps 1 to 5 produce a grade tensor and do not involve the pillar weights.</w:t>
       </w:r>
     </w:p>
     <w:tbl>
@@ -17953,7 +18969,7 @@
                 <w:color w:val="101010"/>
                 <w:sz w:val="16"/>
               </w:rPr>
-              <w:t>percentile · winsorised · log min–max · elasticity</w:t>
+              <w:t>percentile · winsorised · log min-max · elasticity</w:t>
             </w:r>
           </w:p>
         </w:tc>
@@ -18304,7 +19320,7 @@
           <w:color w:val="101010"/>
           <w:sz w:val="19"/>
         </w:rPr>
-        <w:t xml:space="preserve"> Neutral polarity sets the field to a constant 50 rather than entering min–max (no division by zero). Log models shift the series positive before taking logs. Change from a zero base returns NaN and the field drops rather than dividing by zero. The elasticity model regresses log(impact) on log(activity); §4.2 of v1 stated it with log intensity on the right-hand side, which was a typesetting error — Appendix A.5 was correct and is what runs.</w:t>
+        <w:t xml:space="preserve"> Neutral polarity sets the field to a constant 50 rather than entering min-max (no division by zero). Log models shift the series positive before taking logs. Change from a zero base returns NaN and the field drops rather than dividing by zero. The elasticity model regresses log(impact) on log(activity); §4.2 of v1 stated it with log intensity on the right-hand side, which was a typesetting error, Appendix A.5 was correct and is what runs.</w:t>
       </w:r>
     </w:p>
     <w:p>
@@ -18579,7 +19595,7 @@
                 <w:color w:val="101010"/>
                 <w:sz w:val="15"/>
               </w:rPr>
-              <w:t>Yes. EOG: level median 94.1, change 35.3 — 10.0 places apart. Confirmed and fixed by splitting the grid.</w:t>
+              <w:t>Yes. EOG: level median 94.1, change 35.3 to 10.0 places apart. Confirmed and fixed by splitting the grid.</w:t>
             </w:r>
           </w:p>
         </w:tc>
@@ -18850,7 +19866,7 @@
                 <w:color w:val="101010"/>
                 <w:sz w:val="15"/>
               </w:rPr>
-              <w:t>Partly size. Mean IQR: 2-member 6.0, 3-member 7.7, 7-member 7.0 — not monotone. Coverage rank-corr −0.38.</w:t>
+              <w:t>Partly size. Mean IQR: 2-member 6.0, 3-member 7.7, 7-member 7.0 not monotone. Coverage rank-corr −0.38.</w:t>
             </w:r>
           </w:p>
         </w:tc>
@@ -19024,7 +20040,7 @@
                 <w:color w:val="101010"/>
                 <w:sz w:val="15"/>
               </w:rPr>
-              <w:t>Under the pooled grid, no — which is why the verdict column was uninformative and is removed. Within Question A × BECS, 4 of 18 fall below 2 places.</w:t>
+              <w:t>Under the pooled grid, no, which is why the verdict column was uninformative and is removed. Within Question A × BECS, 4 of 18 fall below 2 places.</w:t>
             </w:r>
           </w:p>
         </w:tc>
@@ -20435,7 +21451,7 @@
           <w:color w:val="101010"/>
           <w:sz w:val="19"/>
         </w:rPr>
-        <w:t xml:space="preserve"> — v1 never stated this and the referee is right that it matters: with 9 financial and 78 governance fields, one financial field carries 8.7× the weight of one governance field </w:t>
+        <w:t xml:space="preserve"> v1 never stated this and the referee is right that it matters: with 9 financial and 78 governance fields, one financial field carries 8.7× the weight of one governance field </w:t>
       </w:r>
       <w:r>
         <w:rPr>
@@ -20581,7 +21597,7 @@
           <w:color w:val="101010"/>
           <w:sz w:val="17"/>
         </w:rPr>
-        <w:t xml:space="preserve">, Review of Finance 26(6) — divergence split </w:t>
+        <w:t xml:space="preserve">, Review of Finance 26(6), divergence split </w:t>
       </w:r>
       <w:r>
         <w:rPr>
@@ -20637,7 +21653,7 @@
           <w:color w:val="101010"/>
           <w:sz w:val="17"/>
         </w:rPr>
-        <w:t>, Nature Human Behaviour 4 — a specification must test the research question, be statistically valid, and not duplicate another. v1 breached the first and third; v2 addresses both.</w:t>
+        <w:t>, Nature Human Behaviour 4 a specification must test the research question, be statistically valid, and not duplicate another. v1 breached the first and third; v2 addresses both.</w:t>
       </w:r>
     </w:p>
     <w:p>
@@ -20673,7 +21689,7 @@
           <w:color w:val="101010"/>
           <w:sz w:val="17"/>
         </w:rPr>
-        <w:t>, JFE — cross-provider dispersion.</w:t>
+        <w:t>, JFE, cross-provider dispersion.</w:t>
       </w:r>
     </w:p>
     <w:p>
@@ -20709,7 +21725,7 @@
           <w:color w:val="101010"/>
           <w:sz w:val="17"/>
         </w:rPr>
-        <w:t>, The Accounting Review 97(1) — more disclosure, more disagreement.</w:t>
+        <w:t>, The Accounting Review 97(1), more disclosure, more disagreement.</w:t>
       </w:r>
     </w:p>
     <w:p>
@@ -20745,7 +21761,7 @@
           <w:color w:val="101010"/>
           <w:sz w:val="17"/>
         </w:rPr>
-        <w:t>, JPM 47(1) — average correlation 0.45.</w:t>
+        <w:t>, JPM 47(1), average correlation 0.45.</w:t>
       </w:r>
     </w:p>
     <w:p>
@@ -20781,7 +21797,7 @@
           <w:color w:val="101010"/>
           <w:sz w:val="17"/>
         </w:rPr>
-        <w:t>, JFE — green assets earn lower expected returns in equilibrium.</w:t>
+        <w:t>, JFE, green assets earn lower expected returns in equilibrium.</w:t>
       </w:r>
     </w:p>
     <w:p>
@@ -20817,7 +21833,7 @@
           <w:color w:val="101010"/>
           <w:sz w:val="17"/>
         </w:rPr>
-        <w:t>, Journal of Finance — investor recognition.</w:t>
+        <w:t>, Journal of Finance, investor recognition.</w:t>
       </w:r>
     </w:p>
     <w:p>
@@ -21209,7 +22225,7 @@
           <w:color w:val="101010"/>
           <w:sz w:val="19"/>
         </w:rPr>
-        <w:t xml:space="preserve"> — we do not share these indicators and values because they require the proper licensing, and we are happy to show the files in person to demonstrate that the model runs on real data and would scale. Everything derived from them is published: the loader, the formula, all computed outputs, the explorer. The referee is right that this makes full reproduction contingent on a Terminal; the outputs are committed so every figure in this paper can be checked without one.</w:t>
+        <w:t xml:space="preserve"> we do not share these indicators and values because they require the proper licensing, and we are happy to show the files in person to demonstrate that the model runs on real data and would scale. Everything derived from them is published: the loader, the formula, all computed outputs, the explorer. The referee is right that this makes full reproduction contingent on a Terminal; the outputs are committed so every figure in this paper can be checked without one.</w:t>
       </w:r>
     </w:p>
     <w:p>
